--- a/docs/docx/15_PARAM_REFERENCE.docx
+++ b/docs/docx/15_PARAM_REFERENCE.docx
@@ -2,7 +2,7 @@
 <file path=word/document.xml><?xml version="1.0" encoding="utf-8"?>
 <w:document xmlns:w="http://schemas.openxmlformats.org/wordprocessingml/2006/main" xmlns:m="http://schemas.openxmlformats.org/officeDocument/2006/math" xmlns:r="http://schemas.openxmlformats.org/officeDocument/2006/relationships" xmlns:o="urn:schemas-microsoft-com:office:office" xmlns:v="urn:schemas-microsoft-com:vml" xmlns:w10="urn:schemas-microsoft-com:office:word" xmlns:a="http://schemas.openxmlformats.org/drawingml/2006/main" xmlns:pic="http://schemas.openxmlformats.org/drawingml/2006/picture" xmlns:wp="http://schemas.openxmlformats.org/drawingml/2006/wordprocessingDrawing">
   <w:body>
-    <w:bookmarkStart w:id="52" w:name="Xb0ae2c97ee98b30114c59130ddc7869132b03d9"/>
+    <w:bookmarkStart w:id="53" w:name="Xb0ae2c97ee98b30114c59130ddc7869132b03d9"/>
     <w:p>
       <w:pPr>
         <w:pStyle w:val="Heading1"/>
@@ -125,7 +125,7 @@
           <w:b/>
           <w:bCs/>
         </w:rPr>
-        <w:t xml:space="preserve">3.10.523</w:t>
+        <w:t xml:space="preserve">3.10.696</w:t>
       </w:r>
       <w:r>
         <w:t xml:space="preserve">).</w:t>
@@ -9995,7 +9995,7 @@
     </w:p>
     <w:bookmarkEnd w:id="28"/>
     <w:bookmarkEnd w:id="29"/>
-    <w:bookmarkStart w:id="36" w:name="форматы-текстовых-параметров"/>
+    <w:bookmarkStart w:id="37" w:name="форматы-текстовых-параметров"/>
     <w:p>
       <w:pPr>
         <w:pStyle w:val="Heading2"/>
@@ -10004,7 +10004,7 @@
         <w:t xml:space="preserve">Форматы текстовых параметров</w:t>
       </w:r>
     </w:p>
-    <w:bookmarkStart w:id="30" w:name="файлы-источники"/>
+    <w:bookmarkStart w:id="31" w:name="файлы-источники"/>
     <w:p>
       <w:pPr>
         <w:pStyle w:val="Heading3"/>
@@ -10245,8 +10245,124 @@
         <w:t xml:space="preserve">).</w:t>
       </w:r>
     </w:p>
-    <w:bookmarkEnd w:id="30"/>
-    <w:bookmarkStart w:id="31" w:name="листы"/>
+    <w:p>
+      <w:pPr>
+        <w:pStyle w:val="FirstParagraph"/>
+      </w:pPr>
+      <w:r>
+        <w:rPr>
+          <w:b/>
+          <w:bCs/>
+        </w:rPr>
+        <w:t xml:space="preserve">Доверенные корни (с 3.10.711, режим strict по умолчанию):</w:t>
+      </w:r>
+      <w:r>
+        <w:t xml:space="preserve"> </w:t>
+      </w:r>
+      <w:r>
+        <w:t xml:space="preserve">путь/маска должны лежать под разрешёнными корнями ОС (home /</w:t>
+      </w:r>
+      <w:r>
+        <w:t xml:space="preserve"> </w:t>
+      </w:r>
+      <w:r>
+        <w:rPr>
+          <w:rStyle w:val="VerbatimChar"/>
+        </w:rPr>
+        <w:t xml:space="preserve">H:\</w:t>
+      </w:r>
+      <w:r>
+        <w:t xml:space="preserve"> </w:t>
+      </w:r>
+      <w:r>
+        <w:t xml:space="preserve">/ …), каталогом книги, либо доп. корнями из env</w:t>
+      </w:r>
+      <w:r>
+        <w:t xml:space="preserve"> </w:t>
+      </w:r>
+      <w:r>
+        <w:rPr>
+          <w:rStyle w:val="VerbatimChar"/>
+        </w:rPr>
+        <w:t xml:space="preserve">MERGE_ALLOWED_SOURCE_ROOTS</w:t>
+      </w:r>
+      <w:r>
+        <w:t xml:space="preserve"> </w:t>
+      </w:r>
+      <w:r>
+        <w:t xml:space="preserve">/ глобальной</w:t>
+      </w:r>
+      <w:r>
+        <w:t xml:space="preserve"> </w:t>
+      </w:r>
+      <w:r>
+        <w:rPr>
+          <w:rStyle w:val="VerbatimChar"/>
+        </w:rPr>
+        <w:t xml:space="preserve">Merge_Allowed_Source_Roots</w:t>
+      </w:r>
+      <w:r>
+        <w:t xml:space="preserve">. Режим</w:t>
+      </w:r>
+      <w:r>
+        <w:t xml:space="preserve"> </w:t>
+      </w:r>
+      <w:r>
+        <w:rPr>
+          <w:rStyle w:val="VerbatimChar"/>
+        </w:rPr>
+        <w:t xml:space="preserve">off</w:t>
+      </w:r>
+      <w:r>
+        <w:t xml:space="preserve"> </w:t>
+      </w:r>
+      <w:r>
+        <w:t xml:space="preserve">—</w:t>
+      </w:r>
+      <w:r>
+        <w:t xml:space="preserve"> </w:t>
+      </w:r>
+      <w:r>
+        <w:rPr>
+          <w:rStyle w:val="VerbatimChar"/>
+        </w:rPr>
+        <w:t xml:space="preserve">MERGE_SOURCE_ROOTS_MODE</w:t>
+      </w:r>
+      <w:r>
+        <w:t xml:space="preserve"> </w:t>
+      </w:r>
+      <w:r>
+        <w:t xml:space="preserve">или</w:t>
+      </w:r>
+      <w:r>
+        <w:t xml:space="preserve"> </w:t>
+      </w:r>
+      <w:r>
+        <w:rPr>
+          <w:rStyle w:val="VerbatimChar"/>
+        </w:rPr>
+        <w:t xml:space="preserve">Merge_Source_Roots_Mode</w:t>
+      </w:r>
+      <w:r>
+        <w:t xml:space="preserve">. Подробности:</w:t>
+      </w:r>
+      <w:r>
+        <w:t xml:space="preserve"> </w:t>
+      </w:r>
+      <w:hyperlink r:id="rId30">
+        <w:r>
+          <w:rPr>
+            <w:rStyle w:val="Hyperlink"/>
+          </w:rPr>
+          <w:t xml:space="preserve">19_SECURITY.md</w:t>
+        </w:r>
+      </w:hyperlink>
+      <w:r>
+        <w:t xml:space="preserve">.</w:t>
+      </w:r>
+    </w:p>
+    <w:bookmarkEnd w:id="31"/>
+    <w:bookmarkStart w:id="32" w:name="листы"/>
     <w:p>
       <w:pPr>
         <w:pStyle w:val="Heading3"/>
@@ -10375,8 +10491,8 @@
         <w:t xml:space="preserve">(без смешения типов в одной ячейке).</w:t>
       </w:r>
     </w:p>
-    <w:bookmarkEnd w:id="31"/>
-    <w:bookmarkStart w:id="32" w:name="столбцы"/>
+    <w:bookmarkEnd w:id="32"/>
+    <w:bookmarkStart w:id="33" w:name="столбцы"/>
     <w:p>
       <w:pPr>
         <w:pStyle w:val="Heading3"/>
@@ -10430,8 +10546,8 @@
         <w:t xml:space="preserve">).</w:t>
       </w:r>
     </w:p>
-    <w:bookmarkEnd w:id="32"/>
-    <w:bookmarkStart w:id="33" w:name="ячейка_в_столбец"/>
+    <w:bookmarkEnd w:id="33"/>
+    <w:bookmarkStart w:id="34" w:name="ячейка_в_столбец"/>
     <w:p>
       <w:pPr>
         <w:pStyle w:val="Heading3"/>
@@ -10866,8 +10982,8 @@
         </w:tc>
       </w:tr>
     </w:tbl>
-    <w:bookmarkEnd w:id="33"/>
-    <w:bookmarkStart w:id="34" w:name="пропуск_строк_источника"/>
+    <w:bookmarkEnd w:id="34"/>
+    <w:bookmarkStart w:id="35" w:name="пропуск_строк_источника"/>
     <w:p>
       <w:pPr>
         <w:pStyle w:val="Heading3"/>
@@ -11016,8 +11132,8 @@
         </w:tc>
       </w:tr>
     </w:tbl>
-    <w:bookmarkEnd w:id="34"/>
-    <w:bookmarkStart w:id="35" w:name="удаление_верхних_строк"/>
+    <w:bookmarkEnd w:id="35"/>
+    <w:bookmarkStart w:id="36" w:name="удаление_верхних_строк"/>
     <w:p>
       <w:pPr>
         <w:pStyle w:val="Heading3"/>
@@ -11299,9 +11415,9 @@
         </w:pict>
       </w:r>
     </w:p>
-    <w:bookmarkEnd w:id="35"/>
     <w:bookmarkEnd w:id="36"/>
-    <w:bookmarkStart w:id="37" w:name="Xbe650d598c4256239d16324f493c4e2f241c3dd"/>
+    <w:bookmarkEnd w:id="37"/>
+    <w:bookmarkStart w:id="38" w:name="Xbe650d598c4256239d16324f493c4e2f241c3dd"/>
     <w:p>
       <w:pPr>
         <w:pStyle w:val="Heading2"/>
@@ -11755,8 +11871,8 @@
         </w:pict>
       </w:r>
     </w:p>
-    <w:bookmarkEnd w:id="37"/>
-    <w:bookmarkStart w:id="38" w:name="впр-json-в-c-legacy-bf"/>
+    <w:bookmarkEnd w:id="38"/>
+    <w:bookmarkStart w:id="39" w:name="впр-json-в-c-legacy-bf"/>
     <w:p>
       <w:pPr>
         <w:pStyle w:val="Heading2"/>
@@ -12626,8 +12742,8 @@
         </w:pict>
       </w:r>
     </w:p>
-    <w:bookmarkEnd w:id="38"/>
-    <w:bookmarkStart w:id="41" w:name="X9fcc5bf1f69894b181ae533ffa7b14b8c51b84d"/>
+    <w:bookmarkEnd w:id="39"/>
+    <w:bookmarkStart w:id="42" w:name="X9fcc5bf1f69894b181ae533ffa7b14b8c51b84d"/>
     <w:p>
       <w:pPr>
         <w:pStyle w:val="Heading2"/>
@@ -12865,7 +12981,7 @@
         </w:tc>
       </w:tr>
     </w:tbl>
-    <w:bookmarkStart w:id="39" w:name="объединить_листы_в_один"/>
+    <w:bookmarkStart w:id="40" w:name="объединить_листы_в_один"/>
     <w:p>
       <w:pPr>
         <w:pStyle w:val="Heading3"/>
@@ -13233,8 +13349,8 @@
         </w:tc>
       </w:tr>
     </w:tbl>
-    <w:bookmarkEnd w:id="39"/>
-    <w:bookmarkStart w:id="40" w:name="разделить_листы"/>
+    <w:bookmarkEnd w:id="40"/>
+    <w:bookmarkStart w:id="41" w:name="разделить_листы"/>
     <w:p>
       <w:pPr>
         <w:pStyle w:val="Heading3"/>
@@ -14337,9 +14453,9 @@
         </w:pict>
       </w:r>
     </w:p>
-    <w:bookmarkEnd w:id="40"/>
     <w:bookmarkEnd w:id="41"/>
-    <w:bookmarkStart w:id="45" w:name="постобработка-ключи-колонки-b"/>
+    <w:bookmarkEnd w:id="42"/>
+    <w:bookmarkStart w:id="46" w:name="постобработка-ключи-колонки-b"/>
     <w:p>
       <w:pPr>
         <w:pStyle w:val="Heading2"/>
@@ -14518,7 +14634,7 @@
         <w:t xml:space="preserve">/ отсутствие поля — все листы шага.</w:t>
       </w:r>
     </w:p>
-    <w:bookmarkStart w:id="42" w:name="Xdae31b65361e0186cdad3347e88ca7cf03c168b"/>
+    <w:bookmarkStart w:id="43" w:name="Xdae31b65361e0186cdad3347e88ca7cf03c168b"/>
     <w:p>
       <w:pPr>
         <w:pStyle w:val="Heading3"/>
@@ -17264,18 +17380,33 @@
               <w:rPr>
                 <w:rStyle w:val="VerbatimChar"/>
               </w:rPr>
-              <w:t xml:space="preserve">разделить_по_столбцам</w:t>
-            </w:r>
-          </w:p>
-        </w:tc>
-        <w:tc>
-          <w:tcPr/>
-          <w:p>
-            <w:pPr>
-              <w:pStyle w:val="Compact"/>
-            </w:pPr>
-            <w:r>
-              <w:t xml:space="preserve">—</w:t>
+              <w:t xml:space="preserve">транспонировать_таблицу</w:t>
+            </w:r>
+          </w:p>
+        </w:tc>
+        <w:tc>
+          <w:tcPr/>
+          <w:p>
+            <w:pPr>
+              <w:pStyle w:val="Compact"/>
+            </w:pPr>
+            <w:r>
+              <w:rPr>
+                <w:rStyle w:val="VerbatimChar"/>
+              </w:rPr>
+              <w:t xml:space="preserve">transpose</w:t>
+            </w:r>
+            <w:r>
+              <w:t xml:space="preserve">,</w:t>
+            </w:r>
+            <w:r>
+              <w:t xml:space="preserve"> </w:t>
+            </w:r>
+            <w:r>
+              <w:rPr>
+                <w:rStyle w:val="VerbatimChar"/>
+              </w:rPr>
+              <w:t xml:space="preserve">transpose_table</w:t>
             </w:r>
           </w:p>
         </w:tc>
@@ -17292,7 +17423,7 @@
               <w:rPr>
                 <w:rStyle w:val="VerbatimChar"/>
               </w:rPr>
-              <w:t xml:space="preserve">column</w:t>
+              <w:t xml:space="preserve">output</w:t>
             </w:r>
             <w:r>
               <w:t xml:space="preserve">,</w:t>
@@ -17304,7 +17435,22 @@
               <w:rPr>
                 <w:rStyle w:val="VerbatimChar"/>
               </w:rPr>
-              <w:t xml:space="preserve">delimiter</w:t>
+              <w:t xml:space="preserve">dest_sheet</w:t>
+            </w:r>
+            <w:r>
+              <w:t xml:space="preserve"> </w:t>
+            </w:r>
+            <w:r>
+              <w:t xml:space="preserve">/</w:t>
+            </w:r>
+            <w:r>
+              <w:t xml:space="preserve"> </w:t>
+            </w:r>
+            <w:r>
+              <w:rPr>
+                <w:rStyle w:val="VerbatimChar"/>
+              </w:rPr>
+              <w:t xml:space="preserve">dest_cell</w:t>
             </w:r>
             <w:r>
               <w:t xml:space="preserve">,</w:t>
@@ -17316,7 +17462,7 @@
               <w:rPr>
                 <w:rStyle w:val="VerbatimChar"/>
               </w:rPr>
-              <w:t xml:space="preserve">position</w:t>
+              <w:t xml:space="preserve">range</w:t>
             </w:r>
             <w:r>
               <w:t xml:space="preserve">,</w:t>
@@ -17328,54 +17474,7 @@
               <w:rPr>
                 <w:rStyle w:val="VerbatimChar"/>
               </w:rPr>
-              <w:t xml:space="preserve">source_policy</w:t>
-            </w:r>
-            <w:r>
-              <w:t xml:space="preserve">, …)</w:t>
-            </w:r>
-          </w:p>
-        </w:tc>
-      </w:tr>
-      <w:tr>
-        <w:tc>
-          <w:tcPr/>
-          <w:p>
-            <w:pPr>
-              <w:pStyle w:val="Compact"/>
-            </w:pPr>
-            <w:r>
-              <w:rPr>
-                <w:rStyle w:val="VerbatimChar"/>
-              </w:rPr>
-              <w:t xml:space="preserve">условный_столбец</w:t>
-            </w:r>
-          </w:p>
-        </w:tc>
-        <w:tc>
-          <w:tcPr/>
-          <w:p>
-            <w:pPr>
-              <w:pStyle w:val="Compact"/>
-            </w:pPr>
-            <w:r>
-              <w:t xml:space="preserve">—</w:t>
-            </w:r>
-          </w:p>
-        </w:tc>
-        <w:tc>
-          <w:tcPr/>
-          <w:p>
-            <w:pPr>
-              <w:pStyle w:val="Compact"/>
-            </w:pPr>
-            <w:r>
-              <w:t xml:space="preserve">блок (</w:t>
-            </w:r>
-            <w:r>
-              <w:rPr>
-                <w:rStyle w:val="VerbatimChar"/>
-              </w:rPr>
-              <w:t xml:space="preserve">new_column</w:t>
+              <w:t xml:space="preserve">header_row</w:t>
             </w:r>
             <w:r>
               <w:t xml:space="preserve">,</w:t>
@@ -17387,7 +17486,7 @@
               <w:rPr>
                 <w:rStyle w:val="VerbatimChar"/>
               </w:rPr>
-              <w:t xml:space="preserve">rules[]</w:t>
+              <w:t xml:space="preserve">columns</w:t>
             </w:r>
             <w:r>
               <w:t xml:space="preserve">,</w:t>
@@ -17399,60 +17498,7 @@
               <w:rPr>
                 <w:rStyle w:val="VerbatimChar"/>
               </w:rPr>
-              <w:t xml:space="preserve">otherwise</w:t>
-            </w:r>
-            <w:r>
-              <w:t xml:space="preserve">, …)</w:t>
-            </w:r>
-          </w:p>
-        </w:tc>
-      </w:tr>
-      <w:tr>
-        <w:tc>
-          <w:tcPr/>
-          <w:p>
-            <w:pPr>
-              <w:pStyle w:val="Compact"/>
-            </w:pPr>
-            <w:r>
-              <w:rPr>
-                <w:rStyle w:val="VerbatimChar"/>
-              </w:rPr>
-              <w:t xml:space="preserve">столбец_по_лямбде</w:t>
-            </w:r>
-          </w:p>
-        </w:tc>
-        <w:tc>
-          <w:tcPr/>
-          <w:p>
-            <w:pPr>
-              <w:pStyle w:val="Compact"/>
-            </w:pPr>
-            <w:r>
-              <w:rPr>
-                <w:rStyle w:val="VerbatimChar"/>
-              </w:rPr>
-              <w:t xml:space="preserve">lambda_column</w:t>
-            </w:r>
-            <w:r>
-              <w:t xml:space="preserve">, …</w:t>
-            </w:r>
-          </w:p>
-        </w:tc>
-        <w:tc>
-          <w:tcPr/>
-          <w:p>
-            <w:pPr>
-              <w:pStyle w:val="Compact"/>
-            </w:pPr>
-            <w:r>
-              <w:t xml:space="preserve">блок (</w:t>
-            </w:r>
-            <w:r>
-              <w:rPr>
-                <w:rStyle w:val="VerbatimChar"/>
-              </w:rPr>
-              <w:t xml:space="preserve">expr</w:t>
+              <w:t xml:space="preserve">headers_from_column</w:t>
             </w:r>
             <w:r>
               <w:t xml:space="preserve">,</w:t>
@@ -17464,7 +17510,7 @@
               <w:rPr>
                 <w:rStyle w:val="VerbatimChar"/>
               </w:rPr>
-              <w:t xml:space="preserve">new_column</w:t>
+              <w:t xml:space="preserve">header_column</w:t>
             </w:r>
             <w:r>
               <w:t xml:space="preserve">,</w:t>
@@ -17476,7 +17522,7 @@
               <w:rPr>
                 <w:rStyle w:val="VerbatimChar"/>
               </w:rPr>
-              <w:t xml:space="preserve">on_error</w:t>
+              <w:t xml:space="preserve">result_headers</w:t>
             </w:r>
             <w:r>
               <w:t xml:space="preserve">,</w:t>
@@ -17488,57 +17534,7 @@
               <w:rPr>
                 <w:rStyle w:val="VerbatimChar"/>
               </w:rPr>
-              <w:t xml:space="preserve">result_type</w:t>
-            </w:r>
-            <w:r>
-              <w:t xml:space="preserve">, …)</w:t>
-            </w:r>
-          </w:p>
-        </w:tc>
-      </w:tr>
-      <w:tr>
-        <w:tc>
-          <w:tcPr/>
-          <w:p>
-            <w:pPr>
-              <w:pStyle w:val="Compact"/>
-            </w:pPr>
-            <w:r>
-              <w:rPr>
-                <w:rStyle w:val="VerbatimChar"/>
-              </w:rPr>
-              <w:t xml:space="preserve">текстовые_операции</w:t>
-            </w:r>
-          </w:p>
-        </w:tc>
-        <w:tc>
-          <w:tcPr/>
-          <w:p>
-            <w:pPr>
-              <w:pStyle w:val="Compact"/>
-            </w:pPr>
-            <w:r>
-              <w:rPr>
-                <w:rStyle w:val="VerbatimChar"/>
-              </w:rPr>
-              <w:t xml:space="preserve">нормализация_текста</w:t>
-            </w:r>
-          </w:p>
-        </w:tc>
-        <w:tc>
-          <w:tcPr/>
-          <w:p>
-            <w:pPr>
-              <w:pStyle w:val="Compact"/>
-            </w:pPr>
-            <w:r>
-              <w:t xml:space="preserve">блок (</w:t>
-            </w:r>
-            <w:r>
-              <w:rPr>
-                <w:rStyle w:val="VerbatimChar"/>
-              </w:rPr>
-              <w:t xml:space="preserve">columns</w:t>
+              <w:t xml:space="preserve">skip_*</w:t>
             </w:r>
             <w:r>
               <w:t xml:space="preserve">,</w:t>
@@ -17550,116 +17546,10 @@
               <w:rPr>
                 <w:rStyle w:val="VerbatimChar"/>
               </w:rPr>
-              <w:t xml:space="preserve">operations[]</w:t>
-            </w:r>
-            <w:r>
-              <w:t xml:space="preserve">)</w:t>
-            </w:r>
-          </w:p>
-        </w:tc>
-      </w:tr>
-      <w:tr>
-        <w:tc>
-          <w:tcPr/>
-          <w:p>
-            <w:pPr>
-              <w:pStyle w:val="Compact"/>
-            </w:pPr>
-            <w:r>
-              <w:rPr>
-                <w:rStyle w:val="VerbatimChar"/>
-              </w:rPr>
-              <w:t xml:space="preserve">строка_заголовков</w:t>
-            </w:r>
-          </w:p>
-        </w:tc>
-        <w:tc>
-          <w:tcPr/>
-          <w:p>
-            <w:pPr>
-              <w:pStyle w:val="Compact"/>
-            </w:pPr>
-            <w:r>
-              <w:t xml:space="preserve">—</w:t>
-            </w:r>
-          </w:p>
-        </w:tc>
-        <w:tc>
-          <w:tcPr/>
-          <w:p>
-            <w:pPr>
-              <w:pStyle w:val="Compact"/>
-            </w:pPr>
-            <w:r>
-              <w:t xml:space="preserve">блок (</w:t>
-            </w:r>
-            <w:r>
-              <w:rPr>
-                <w:rStyle w:val="VerbatimChar"/>
-              </w:rPr>
-              <w:t xml:space="preserve">rows</w:t>
-            </w:r>
-            <w:r>
-              <w:t xml:space="preserve">,</w:t>
-            </w:r>
-            <w:r>
-              <w:t xml:space="preserve"> </w:t>
-            </w:r>
-            <w:r>
-              <w:rPr>
-                <w:rStyle w:val="VerbatimChar"/>
-              </w:rPr>
-              <w:t xml:space="preserve">separator</w:t>
-            </w:r>
-            <w:r>
-              <w:t xml:space="preserve">) — также параметр</w:t>
-            </w:r>
-            <w:r>
-              <w:t xml:space="preserve"> </w:t>
-            </w:r>
-            <w:r>
-              <w:rPr>
-                <w:rStyle w:val="VerbatimChar"/>
-              </w:rPr>
-              <w:t xml:space="preserve">Строка_Заголовков</w:t>
-            </w:r>
-          </w:p>
-        </w:tc>
-      </w:tr>
-      <w:tr>
-        <w:tc>
-          <w:tcPr/>
-          <w:p>
-            <w:pPr>
-              <w:pStyle w:val="Compact"/>
-            </w:pPr>
-            <w:r>
-              <w:rPr>
-                <w:rStyle w:val="VerbatimChar"/>
-              </w:rPr>
-              <w:t xml:space="preserve">сводная_таблица</w:t>
-            </w:r>
-          </w:p>
-        </w:tc>
-        <w:tc>
-          <w:tcPr/>
-          <w:p>
-            <w:pPr>
-              <w:pStyle w:val="Compact"/>
-            </w:pPr>
-            <w:r>
-              <w:t xml:space="preserve">—</w:t>
-            </w:r>
-          </w:p>
-        </w:tc>
-        <w:tc>
-          <w:tcPr/>
-          <w:p>
-            <w:pPr>
-              <w:pStyle w:val="Compact"/>
-            </w:pPr>
-            <w:r>
-              <w:t xml:space="preserve">объект макета (отдельная схема, см.</w:t>
+              <w:t xml:space="preserve">as_values</w:t>
+            </w:r>
+            <w:r>
+              <w:t xml:space="preserve">) —</w:t>
             </w:r>
             <w:r>
               <w:t xml:space="preserve"> </w:t>
@@ -17673,6 +17563,500 @@
               </w:r>
             </w:hyperlink>
             <w:r>
+              <w:t xml:space="preserve">,</w:t>
+            </w:r>
+            <w:r>
+              <w:t xml:space="preserve"> </w:t>
+            </w:r>
+            <w:hyperlink r:id="rId11">
+              <w:r>
+                <w:rPr>
+                  <w:rStyle w:val="Hyperlink"/>
+                </w:rPr>
+                <w:t xml:space="preserve">05_POSTPROCESS.md</w:t>
+              </w:r>
+            </w:hyperlink>
+          </w:p>
+        </w:tc>
+      </w:tr>
+      <w:tr>
+        <w:tc>
+          <w:tcPr/>
+          <w:p>
+            <w:pPr>
+              <w:pStyle w:val="Compact"/>
+            </w:pPr>
+            <w:r>
+              <w:rPr>
+                <w:rStyle w:val="VerbatimChar"/>
+              </w:rPr>
+              <w:t xml:space="preserve">анкета_в_таблицу</w:t>
+            </w:r>
+          </w:p>
+        </w:tc>
+        <w:tc>
+          <w:tcPr/>
+          <w:p>
+            <w:pPr>
+              <w:pStyle w:val="Compact"/>
+            </w:pPr>
+            <w:r>
+              <w:rPr>
+                <w:rStyle w:val="VerbatimChar"/>
+              </w:rPr>
+              <w:t xml:space="preserve">form_to_table</w:t>
+            </w:r>
+            <w:r>
+              <w:t xml:space="preserve">,</w:t>
+            </w:r>
+            <w:r>
+              <w:t xml:space="preserve"> </w:t>
+            </w:r>
+            <w:r>
+              <w:rPr>
+                <w:rStyle w:val="VerbatimChar"/>
+              </w:rPr>
+              <w:t xml:space="preserve">form_to_wide</w:t>
+            </w:r>
+          </w:p>
+        </w:tc>
+        <w:tc>
+          <w:tcPr/>
+          <w:p>
+            <w:pPr>
+              <w:pStyle w:val="Compact"/>
+            </w:pPr>
+            <w:r>
+              <w:t xml:space="preserve">блок (Q/A → wide:</w:t>
+            </w:r>
+            <w:r>
+              <w:t xml:space="preserve"> </w:t>
+            </w:r>
+            <w:r>
+              <w:rPr>
+                <w:rStyle w:val="VerbatimChar"/>
+              </w:rPr>
+              <w:t xml:space="preserve">question_column</w:t>
+            </w:r>
+            <w:r>
+              <w:t xml:space="preserve">,</w:t>
+            </w:r>
+            <w:r>
+              <w:t xml:space="preserve"> </w:t>
+            </w:r>
+            <w:r>
+              <w:rPr>
+                <w:rStyle w:val="VerbatimChar"/>
+              </w:rPr>
+              <w:t xml:space="preserve">answer_column</w:t>
+            </w:r>
+            <w:r>
+              <w:t xml:space="preserve">,</w:t>
+            </w:r>
+            <w:r>
+              <w:t xml:space="preserve"> </w:t>
+            </w:r>
+            <w:r>
+              <w:rPr>
+                <w:rStyle w:val="VerbatimChar"/>
+              </w:rPr>
+              <w:t xml:space="preserve">block_mode</w:t>
+            </w:r>
+            <w:r>
+              <w:t xml:space="preserve">, …)</w:t>
+            </w:r>
+          </w:p>
+        </w:tc>
+      </w:tr>
+      <w:tr>
+        <w:tc>
+          <w:tcPr/>
+          <w:p>
+            <w:pPr>
+              <w:pStyle w:val="Compact"/>
+            </w:pPr>
+            <w:r>
+              <w:rPr>
+                <w:rStyle w:val="VerbatimChar"/>
+              </w:rPr>
+              <w:t xml:space="preserve">таблица_в_анкету</w:t>
+            </w:r>
+          </w:p>
+        </w:tc>
+        <w:tc>
+          <w:tcPr/>
+          <w:p>
+            <w:pPr>
+              <w:pStyle w:val="Compact"/>
+            </w:pPr>
+            <w:r>
+              <w:rPr>
+                <w:rStyle w:val="VerbatimChar"/>
+              </w:rPr>
+              <w:t xml:space="preserve">table_to_form</w:t>
+            </w:r>
+            <w:r>
+              <w:t xml:space="preserve">,</w:t>
+            </w:r>
+            <w:r>
+              <w:t xml:space="preserve"> </w:t>
+            </w:r>
+            <w:r>
+              <w:rPr>
+                <w:rStyle w:val="VerbatimChar"/>
+              </w:rPr>
+              <w:t xml:space="preserve">wide_to_form</w:t>
+            </w:r>
+          </w:p>
+        </w:tc>
+        <w:tc>
+          <w:tcPr/>
+          <w:p>
+            <w:pPr>
+              <w:pStyle w:val="Compact"/>
+            </w:pPr>
+            <w:r>
+              <w:t xml:space="preserve">блок (wide → Q/A:</w:t>
+            </w:r>
+            <w:r>
+              <w:t xml:space="preserve"> </w:t>
+            </w:r>
+            <w:r>
+              <w:rPr>
+                <w:rStyle w:val="VerbatimChar"/>
+              </w:rPr>
+              <w:t xml:space="preserve">body_columns</w:t>
+            </w:r>
+            <w:r>
+              <w:t xml:space="preserve">,</w:t>
+            </w:r>
+            <w:r>
+              <w:t xml:space="preserve"> </w:t>
+            </w:r>
+            <w:r>
+              <w:rPr>
+                <w:rStyle w:val="VerbatimChar"/>
+              </w:rPr>
+              <w:t xml:space="preserve">question_header</w:t>
+            </w:r>
+            <w:r>
+              <w:t xml:space="preserve">,</w:t>
+            </w:r>
+            <w:r>
+              <w:t xml:space="preserve"> </w:t>
+            </w:r>
+            <w:r>
+              <w:rPr>
+                <w:rStyle w:val="VerbatimChar"/>
+              </w:rPr>
+              <w:t xml:space="preserve">answer_header</w:t>
+            </w:r>
+            <w:r>
+              <w:t xml:space="preserve">, …)</w:t>
+            </w:r>
+          </w:p>
+        </w:tc>
+      </w:tr>
+      <w:tr>
+        <w:tc>
+          <w:tcPr/>
+          <w:p>
+            <w:pPr>
+              <w:pStyle w:val="Compact"/>
+            </w:pPr>
+            <w:r>
+              <w:rPr>
+                <w:rStyle w:val="VerbatimChar"/>
+              </w:rPr>
+              <w:t xml:space="preserve">разделить_по_столбцам</w:t>
+            </w:r>
+          </w:p>
+        </w:tc>
+        <w:tc>
+          <w:tcPr/>
+          <w:p>
+            <w:pPr>
+              <w:pStyle w:val="Compact"/>
+            </w:pPr>
+            <w:r>
+              <w:t xml:space="preserve">—</w:t>
+            </w:r>
+          </w:p>
+        </w:tc>
+        <w:tc>
+          <w:tcPr/>
+          <w:p>
+            <w:pPr>
+              <w:pStyle w:val="Compact"/>
+            </w:pPr>
+            <w:r>
+              <w:t xml:space="preserve">блок (</w:t>
+            </w:r>
+            <w:r>
+              <w:rPr>
+                <w:rStyle w:val="VerbatimChar"/>
+              </w:rPr>
+              <w:t xml:space="preserve">column</w:t>
+            </w:r>
+            <w:r>
+              <w:t xml:space="preserve">,</w:t>
+            </w:r>
+            <w:r>
+              <w:t xml:space="preserve"> </w:t>
+            </w:r>
+            <w:r>
+              <w:rPr>
+                <w:rStyle w:val="VerbatimChar"/>
+              </w:rPr>
+              <w:t xml:space="preserve">delimiter</w:t>
+            </w:r>
+            <w:r>
+              <w:t xml:space="preserve">,</w:t>
+            </w:r>
+            <w:r>
+              <w:t xml:space="preserve"> </w:t>
+            </w:r>
+            <w:r>
+              <w:rPr>
+                <w:rStyle w:val="VerbatimChar"/>
+              </w:rPr>
+              <w:t xml:space="preserve">position</w:t>
+            </w:r>
+            <w:r>
+              <w:t xml:space="preserve">,</w:t>
+            </w:r>
+            <w:r>
+              <w:t xml:space="preserve"> </w:t>
+            </w:r>
+            <w:r>
+              <w:rPr>
+                <w:rStyle w:val="VerbatimChar"/>
+              </w:rPr>
+              <w:t xml:space="preserve">source_policy</w:t>
+            </w:r>
+            <w:r>
+              <w:t xml:space="preserve">, …)</w:t>
+            </w:r>
+          </w:p>
+        </w:tc>
+      </w:tr>
+      <w:tr>
+        <w:tc>
+          <w:tcPr/>
+          <w:p>
+            <w:pPr>
+              <w:pStyle w:val="Compact"/>
+            </w:pPr>
+            <w:r>
+              <w:rPr>
+                <w:rStyle w:val="VerbatimChar"/>
+              </w:rPr>
+              <w:t xml:space="preserve">условный_столбец</w:t>
+            </w:r>
+          </w:p>
+        </w:tc>
+        <w:tc>
+          <w:tcPr/>
+          <w:p>
+            <w:pPr>
+              <w:pStyle w:val="Compact"/>
+            </w:pPr>
+            <w:r>
+              <w:t xml:space="preserve">—</w:t>
+            </w:r>
+          </w:p>
+        </w:tc>
+        <w:tc>
+          <w:tcPr/>
+          <w:p>
+            <w:pPr>
+              <w:pStyle w:val="Compact"/>
+            </w:pPr>
+            <w:r>
+              <w:t xml:space="preserve">блок (</w:t>
+            </w:r>
+            <w:r>
+              <w:rPr>
+                <w:rStyle w:val="VerbatimChar"/>
+              </w:rPr>
+              <w:t xml:space="preserve">new_column</w:t>
+            </w:r>
+            <w:r>
+              <w:t xml:space="preserve">,</w:t>
+            </w:r>
+            <w:r>
+              <w:t xml:space="preserve"> </w:t>
+            </w:r>
+            <w:r>
+              <w:rPr>
+                <w:rStyle w:val="VerbatimChar"/>
+              </w:rPr>
+              <w:t xml:space="preserve">rules[]</w:t>
+            </w:r>
+            <w:r>
+              <w:t xml:space="preserve">,</w:t>
+            </w:r>
+            <w:r>
+              <w:t xml:space="preserve"> </w:t>
+            </w:r>
+            <w:r>
+              <w:rPr>
+                <w:rStyle w:val="VerbatimChar"/>
+              </w:rPr>
+              <w:t xml:space="preserve">otherwise</w:t>
+            </w:r>
+            <w:r>
+              <w:t xml:space="preserve">, …)</w:t>
+            </w:r>
+          </w:p>
+        </w:tc>
+      </w:tr>
+      <w:tr>
+        <w:tc>
+          <w:tcPr/>
+          <w:p>
+            <w:pPr>
+              <w:pStyle w:val="Compact"/>
+            </w:pPr>
+            <w:r>
+              <w:rPr>
+                <w:rStyle w:val="VerbatimChar"/>
+              </w:rPr>
+              <w:t xml:space="preserve">столбец_по_лямбде</w:t>
+            </w:r>
+          </w:p>
+        </w:tc>
+        <w:tc>
+          <w:tcPr/>
+          <w:p>
+            <w:pPr>
+              <w:pStyle w:val="Compact"/>
+            </w:pPr>
+            <w:r>
+              <w:rPr>
+                <w:rStyle w:val="VerbatimChar"/>
+              </w:rPr>
+              <w:t xml:space="preserve">lambda_column</w:t>
+            </w:r>
+            <w:r>
+              <w:t xml:space="preserve">, …</w:t>
+            </w:r>
+          </w:p>
+        </w:tc>
+        <w:tc>
+          <w:tcPr/>
+          <w:p>
+            <w:pPr>
+              <w:pStyle w:val="Compact"/>
+            </w:pPr>
+            <w:r>
+              <w:t xml:space="preserve">блок (</w:t>
+            </w:r>
+            <w:r>
+              <w:rPr>
+                <w:rStyle w:val="VerbatimChar"/>
+              </w:rPr>
+              <w:t xml:space="preserve">expr</w:t>
+            </w:r>
+            <w:r>
+              <w:t xml:space="preserve">,</w:t>
+            </w:r>
+            <w:r>
+              <w:t xml:space="preserve"> </w:t>
+            </w:r>
+            <w:r>
+              <w:rPr>
+                <w:rStyle w:val="VerbatimChar"/>
+              </w:rPr>
+              <w:t xml:space="preserve">new_column</w:t>
+            </w:r>
+            <w:r>
+              <w:t xml:space="preserve">,</w:t>
+            </w:r>
+            <w:r>
+              <w:t xml:space="preserve"> </w:t>
+            </w:r>
+            <w:r>
+              <w:rPr>
+                <w:rStyle w:val="VerbatimChar"/>
+              </w:rPr>
+              <w:t xml:space="preserve">on_error</w:t>
+            </w:r>
+            <w:r>
+              <w:t xml:space="preserve">,</w:t>
+            </w:r>
+            <w:r>
+              <w:t xml:space="preserve"> </w:t>
+            </w:r>
+            <w:r>
+              <w:rPr>
+                <w:rStyle w:val="VerbatimChar"/>
+              </w:rPr>
+              <w:t xml:space="preserve">result_type</w:t>
+            </w:r>
+            <w:r>
+              <w:t xml:space="preserve">, …)</w:t>
+            </w:r>
+          </w:p>
+        </w:tc>
+      </w:tr>
+      <w:tr>
+        <w:tc>
+          <w:tcPr/>
+          <w:p>
+            <w:pPr>
+              <w:pStyle w:val="Compact"/>
+            </w:pPr>
+            <w:r>
+              <w:rPr>
+                <w:rStyle w:val="VerbatimChar"/>
+              </w:rPr>
+              <w:t xml:space="preserve">текстовые_операции</w:t>
+            </w:r>
+          </w:p>
+        </w:tc>
+        <w:tc>
+          <w:tcPr/>
+          <w:p>
+            <w:pPr>
+              <w:pStyle w:val="Compact"/>
+            </w:pPr>
+            <w:r>
+              <w:rPr>
+                <w:rStyle w:val="VerbatimChar"/>
+              </w:rPr>
+              <w:t xml:space="preserve">нормализация_текста</w:t>
+            </w:r>
+          </w:p>
+        </w:tc>
+        <w:tc>
+          <w:tcPr/>
+          <w:p>
+            <w:pPr>
+              <w:pStyle w:val="Compact"/>
+            </w:pPr>
+            <w:r>
+              <w:t xml:space="preserve">блок (</w:t>
+            </w:r>
+            <w:r>
+              <w:rPr>
+                <w:rStyle w:val="VerbatimChar"/>
+              </w:rPr>
+              <w:t xml:space="preserve">columns</w:t>
+            </w:r>
+            <w:r>
+              <w:t xml:space="preserve">,</w:t>
+            </w:r>
+            <w:r>
+              <w:t xml:space="preserve"> </w:t>
+            </w:r>
+            <w:r>
+              <w:rPr>
+                <w:rStyle w:val="VerbatimChar"/>
+              </w:rPr>
+              <w:t xml:space="preserve">operations[]</w:t>
+            </w:r>
+            <w:r>
               <w:t xml:space="preserve">)</w:t>
             </w:r>
           </w:p>
@@ -17689,6 +18073,126 @@
               <w:rPr>
                 <w:rStyle w:val="VerbatimChar"/>
               </w:rPr>
+              <w:t xml:space="preserve">строка_заголовков</w:t>
+            </w:r>
+          </w:p>
+        </w:tc>
+        <w:tc>
+          <w:tcPr/>
+          <w:p>
+            <w:pPr>
+              <w:pStyle w:val="Compact"/>
+            </w:pPr>
+            <w:r>
+              <w:t xml:space="preserve">—</w:t>
+            </w:r>
+          </w:p>
+        </w:tc>
+        <w:tc>
+          <w:tcPr/>
+          <w:p>
+            <w:pPr>
+              <w:pStyle w:val="Compact"/>
+            </w:pPr>
+            <w:r>
+              <w:t xml:space="preserve">блок (</w:t>
+            </w:r>
+            <w:r>
+              <w:rPr>
+                <w:rStyle w:val="VerbatimChar"/>
+              </w:rPr>
+              <w:t xml:space="preserve">rows</w:t>
+            </w:r>
+            <w:r>
+              <w:t xml:space="preserve">,</w:t>
+            </w:r>
+            <w:r>
+              <w:t xml:space="preserve"> </w:t>
+            </w:r>
+            <w:r>
+              <w:rPr>
+                <w:rStyle w:val="VerbatimChar"/>
+              </w:rPr>
+              <w:t xml:space="preserve">separator</w:t>
+            </w:r>
+            <w:r>
+              <w:t xml:space="preserve">) — также параметр</w:t>
+            </w:r>
+            <w:r>
+              <w:t xml:space="preserve"> </w:t>
+            </w:r>
+            <w:r>
+              <w:rPr>
+                <w:rStyle w:val="VerbatimChar"/>
+              </w:rPr>
+              <w:t xml:space="preserve">Строка_Заголовков</w:t>
+            </w:r>
+          </w:p>
+        </w:tc>
+      </w:tr>
+      <w:tr>
+        <w:tc>
+          <w:tcPr/>
+          <w:p>
+            <w:pPr>
+              <w:pStyle w:val="Compact"/>
+            </w:pPr>
+            <w:r>
+              <w:rPr>
+                <w:rStyle w:val="VerbatimChar"/>
+              </w:rPr>
+              <w:t xml:space="preserve">сводная_таблица</w:t>
+            </w:r>
+          </w:p>
+        </w:tc>
+        <w:tc>
+          <w:tcPr/>
+          <w:p>
+            <w:pPr>
+              <w:pStyle w:val="Compact"/>
+            </w:pPr>
+            <w:r>
+              <w:t xml:space="preserve">—</w:t>
+            </w:r>
+          </w:p>
+        </w:tc>
+        <w:tc>
+          <w:tcPr/>
+          <w:p>
+            <w:pPr>
+              <w:pStyle w:val="Compact"/>
+            </w:pPr>
+            <w:r>
+              <w:t xml:space="preserve">объект макета (отдельная схема, см.</w:t>
+            </w:r>
+            <w:r>
+              <w:t xml:space="preserve"> </w:t>
+            </w:r>
+            <w:hyperlink r:id="rId12">
+              <w:r>
+                <w:rPr>
+                  <w:rStyle w:val="Hyperlink"/>
+                </w:rPr>
+                <w:t xml:space="preserve">13_JSON_PARAMS.md</w:t>
+              </w:r>
+            </w:hyperlink>
+            <w:r>
+              <w:t xml:space="preserve">)</w:t>
+            </w:r>
+          </w:p>
+        </w:tc>
+      </w:tr>
+      <w:tr>
+        <w:tc>
+          <w:tcPr/>
+          <w:p>
+            <w:pPr>
+              <w:pStyle w:val="Compact"/>
+            </w:pPr>
+            <w:r>
+              <w:rPr>
+                <w:rStyle w:val="VerbatimChar"/>
+              </w:rPr>
               <w:t xml:space="preserve">сортировка</w:t>
             </w:r>
           </w:p>
@@ -17904,8 +18408,8 @@
         </w:tc>
       </w:tr>
     </w:tbl>
-    <w:bookmarkEnd w:id="42"/>
-    <w:bookmarkStart w:id="43" w:name="Xd5fe8f701249bd59bd0090957adabc40576c292"/>
+    <w:bookmarkEnd w:id="43"/>
+    <w:bookmarkStart w:id="44" w:name="Xd5fe8f701249bd59bd0090957adabc40576c292"/>
     <w:p>
       <w:pPr>
         <w:pStyle w:val="Heading3"/>
@@ -18326,8 +18830,8 @@
         <w:t xml:space="preserve">.</w:t>
       </w:r>
     </w:p>
-    <w:bookmarkEnd w:id="43"/>
-    <w:bookmarkStart w:id="44" w:name="финальная_обработка-по-всей-книге"/>
+    <w:bookmarkEnd w:id="44"/>
+    <w:bookmarkStart w:id="45" w:name="финальная_обработка-по-всей-книге"/>
     <w:p>
       <w:pPr>
         <w:pStyle w:val="Heading3"/>
@@ -18563,7 +19067,22 @@
               <w:t xml:space="preserve">target_sheet</w:t>
             </w:r>
             <w:r>
-              <w:t xml:space="preserve">)</w:t>
+              <w:t xml:space="preserve">); опционально</w:t>
+            </w:r>
+            <w:r>
+              <w:t xml:space="preserve"> </w:t>
+            </w:r>
+            <w:r>
+              <w:rPr>
+                <w:rStyle w:val="VerbatimChar"/>
+              </w:rPr>
+              <w:t xml:space="preserve">tab_color</w:t>
+            </w:r>
+            <w:r>
+              <w:t xml:space="preserve"> </w:t>
+            </w:r>
+            <w:r>
+              <w:t xml:space="preserve">— цвет ярлычка</w:t>
             </w:r>
           </w:p>
         </w:tc>
@@ -18742,6 +19261,193 @@
               <w:rPr>
                 <w:rStyle w:val="VerbatimChar"/>
               </w:rPr>
+              <w:t xml:space="preserve">транспонировать_таблицу</w:t>
+            </w:r>
+          </w:p>
+        </w:tc>
+        <w:tc>
+          <w:tcPr/>
+          <w:p>
+            <w:pPr>
+              <w:pStyle w:val="Compact"/>
+            </w:pPr>
+            <w:r>
+              <w:t xml:space="preserve">Строки ↔ столбцы (</w:t>
+            </w:r>
+            <w:r>
+              <w:rPr>
+                <w:rStyle w:val="VerbatimChar"/>
+              </w:rPr>
+              <w:t xml:space="preserve">output</w:t>
+            </w:r>
+            <w:r>
+              <w:t xml:space="preserve">,</w:t>
+            </w:r>
+            <w:r>
+              <w:t xml:space="preserve"> </w:t>
+            </w:r>
+            <w:r>
+              <w:rPr>
+                <w:rStyle w:val="VerbatimChar"/>
+              </w:rPr>
+              <w:t xml:space="preserve">headers_from_column</w:t>
+            </w:r>
+            <w:r>
+              <w:t xml:space="preserve">,</w:t>
+            </w:r>
+            <w:r>
+              <w:t xml:space="preserve"> </w:t>
+            </w:r>
+            <w:r>
+              <w:rPr>
+                <w:rStyle w:val="VerbatimChar"/>
+              </w:rPr>
+              <w:t xml:space="preserve">result_headers</w:t>
+            </w:r>
+            <w:r>
+              <w:t xml:space="preserve">, …) —</w:t>
+            </w:r>
+            <w:r>
+              <w:t xml:space="preserve"> </w:t>
+            </w:r>
+            <w:hyperlink r:id="rId12">
+              <w:r>
+                <w:rPr>
+                  <w:rStyle w:val="Hyperlink"/>
+                </w:rPr>
+                <w:t xml:space="preserve">13</w:t>
+              </w:r>
+            </w:hyperlink>
+            <w:r>
+              <w:t xml:space="preserve">,</w:t>
+            </w:r>
+            <w:r>
+              <w:t xml:space="preserve"> </w:t>
+            </w:r>
+            <w:hyperlink r:id="rId11">
+              <w:r>
+                <w:rPr>
+                  <w:rStyle w:val="Hyperlink"/>
+                </w:rPr>
+                <w:t xml:space="preserve">05</w:t>
+              </w:r>
+            </w:hyperlink>
+          </w:p>
+        </w:tc>
+      </w:tr>
+      <w:tr>
+        <w:tc>
+          <w:tcPr/>
+          <w:p>
+            <w:pPr>
+              <w:pStyle w:val="Compact"/>
+            </w:pPr>
+            <w:r>
+              <w:rPr>
+                <w:rStyle w:val="VerbatimChar"/>
+              </w:rPr>
+              <w:t xml:space="preserve">анкета_в_таблицу</w:t>
+            </w:r>
+            <w:r>
+              <w:t xml:space="preserve"> </w:t>
+            </w:r>
+            <w:r>
+              <w:t xml:space="preserve">/</w:t>
+            </w:r>
+            <w:r>
+              <w:t xml:space="preserve"> </w:t>
+            </w:r>
+            <w:r>
+              <w:rPr>
+                <w:rStyle w:val="VerbatimChar"/>
+              </w:rPr>
+              <w:t xml:space="preserve">таблица_в_анкету</w:t>
+            </w:r>
+          </w:p>
+        </w:tc>
+        <w:tc>
+          <w:tcPr/>
+          <w:p>
+            <w:pPr>
+              <w:pStyle w:val="Compact"/>
+            </w:pPr>
+            <w:r>
+              <w:t xml:space="preserve">Форма ↔ wide-таблица</w:t>
+            </w:r>
+          </w:p>
+        </w:tc>
+      </w:tr>
+      <w:tr>
+        <w:tc>
+          <w:tcPr/>
+          <w:p>
+            <w:pPr>
+              <w:pStyle w:val="Compact"/>
+            </w:pPr>
+            <w:r>
+              <w:rPr>
+                <w:rStyle w:val="VerbatimChar"/>
+              </w:rPr>
+              <w:t xml:space="preserve">отправить_по_почте</w:t>
+            </w:r>
+          </w:p>
+        </w:tc>
+        <w:tc>
+          <w:tcPr/>
+          <w:p>
+            <w:pPr>
+              <w:pStyle w:val="Compact"/>
+            </w:pPr>
+            <w:r>
+              <w:t xml:space="preserve">Вложение (вся книга / выбранные листы / без файла) во временный файл + окно compose почтового клиента; алиасы</w:t>
+            </w:r>
+            <w:r>
+              <w:t xml:space="preserve"> </w:t>
+            </w:r>
+            <w:r>
+              <w:rPr>
+                <w:rStyle w:val="VerbatimChar"/>
+              </w:rPr>
+              <w:t xml:space="preserve">email</w:t>
+            </w:r>
+            <w:r>
+              <w:t xml:space="preserve">,</w:t>
+            </w:r>
+            <w:r>
+              <w:t xml:space="preserve"> </w:t>
+            </w:r>
+            <w:r>
+              <w:rPr>
+                <w:rStyle w:val="VerbatimChar"/>
+              </w:rPr>
+              <w:t xml:space="preserve">mailto</w:t>
+            </w:r>
+            <w:r>
+              <w:t xml:space="preserve">,</w:t>
+            </w:r>
+            <w:r>
+              <w:t xml:space="preserve"> </w:t>
+            </w:r>
+            <w:r>
+              <w:rPr>
+                <w:rStyle w:val="VerbatimChar"/>
+              </w:rPr>
+              <w:t xml:space="preserve">почта</w:t>
+            </w:r>
+          </w:p>
+        </w:tc>
+      </w:tr>
+      <w:tr>
+        <w:tc>
+          <w:tcPr/>
+          <w:p>
+            <w:pPr>
+              <w:pStyle w:val="Compact"/>
+            </w:pPr>
+            <w:r>
+              <w:rPr>
+                <w:rStyle w:val="VerbatimChar"/>
+              </w:rPr>
               <w:t xml:space="preserve">только_значения</w:t>
             </w:r>
           </w:p>
@@ -18896,9 +19602,9 @@
         </w:pict>
       </w:r>
     </w:p>
-    <w:bookmarkEnd w:id="44"/>
     <w:bookmarkEnd w:id="45"/>
-    <w:bookmarkStart w:id="46" w:name="плагин-функция_плагин"/>
+    <w:bookmarkEnd w:id="46"/>
+    <w:bookmarkStart w:id="47" w:name="плагин-функция_плагин"/>
     <w:p>
       <w:pPr>
         <w:pStyle w:val="Heading2"/>
@@ -19156,8 +19862,8 @@
         </w:pict>
       </w:r>
     </w:p>
-    <w:bookmarkEnd w:id="46"/>
-    <w:bookmarkStart w:id="47" w:name="порядок-выполнения-на-листе-результата"/>
+    <w:bookmarkEnd w:id="47"/>
+    <w:bookmarkStart w:id="48" w:name="порядок-выполнения-на-листе-результата"/>
     <w:p>
       <w:pPr>
         <w:pStyle w:val="Heading2"/>
@@ -19280,8 +19986,8 @@
         </w:pict>
       </w:r>
     </w:p>
-    <w:bookmarkEnd w:id="47"/>
-    <w:bookmarkStart w:id="51" w:name="связанные-документы"/>
+    <w:bookmarkEnd w:id="48"/>
+    <w:bookmarkStart w:id="52" w:name="связанные-документы"/>
     <w:p>
       <w:pPr>
         <w:pStyle w:val="Heading2"/>
@@ -19393,7 +20099,7 @@
             <w:pPr>
               <w:pStyle w:val="Compact"/>
             </w:pPr>
-            <w:hyperlink r:id="rId48">
+            <w:hyperlink r:id="rId49">
               <w:r>
                 <w:rPr>
                   <w:rStyle w:val="Hyperlink"/>
@@ -19463,7 +20169,7 @@
             <w:pPr>
               <w:pStyle w:val="Compact"/>
             </w:pPr>
-            <w:hyperlink r:id="rId49">
+            <w:hyperlink r:id="rId50">
               <w:r>
                 <w:rPr>
                   <w:rStyle w:val="Hyperlink"/>
@@ -19516,7 +20222,7 @@
             <w:pPr>
               <w:pStyle w:val="Compact"/>
             </w:pPr>
-            <w:hyperlink r:id="rId50">
+            <w:hyperlink r:id="rId51">
               <w:r>
                 <w:rPr>
                   <w:rStyle w:val="Hyperlink"/>
@@ -19548,8 +20254,8 @@
         </w:tc>
       </w:tr>
     </w:tbl>
-    <w:bookmarkEnd w:id="51"/>
     <w:bookmarkEnd w:id="52"/>
+    <w:bookmarkEnd w:id="53"/>
     <w:sectPr>
       <w:footnotePr>
         <w:numRestart w:val="eachSect"/>
